--- a/doc/詞/唐朝/韋莊/韋莊-思帝鄉·春日遊.docx
+++ b/doc/詞/唐朝/韋莊/韋莊-思帝鄉·春日遊.docx
@@ -1,6 +1,6 @@
 
 <file path=word/document.xml><?xml version="1.0" encoding="utf-8"?>
-<w:document xmlns:wpc="http://schemas.microsoft.com/office/word/2010/wordprocessingCanvas" xmlns:cx="http://schemas.microsoft.com/office/drawing/2014/chartex" xmlns:cx1="http://schemas.microsoft.com/office/drawing/2015/9/8/chartex" xmlns:cx2="http://schemas.microsoft.com/office/drawing/2015/10/21/chartex" xmlns:cx3="http://schemas.microsoft.com/office/drawing/2016/5/9/chartex" xmlns:cx4="http://schemas.microsoft.com/office/drawing/2016/5/10/chartex" xmlns:cx5="http://schemas.microsoft.com/office/drawing/2016/5/11/chartex" xmlns:cx6="http://schemas.microsoft.com/office/drawing/2016/5/12/chartex" xmlns:cx7="http://schemas.microsoft.com/office/drawing/2016/5/13/chartex" xmlns:cx8="http://schemas.microsoft.com/office/drawing/2016/5/14/chartex" xmlns:mc="http://schemas.openxmlformats.org/markup-compatibility/2006" xmlns:aink="http://schemas.microsoft.com/office/drawing/2016/ink" xmlns:am3d="http://schemas.microsoft.com/office/drawing/2017/model3d" xmlns:o="urn:schemas-microsoft-com:office:office" xmlns:r="http://schemas.openxmlformats.org/officeDocument/2006/relationships" xmlns:m="http://schemas.openxmlformats.org/officeDocument/2006/math" xmlns:v="urn:schemas-microsoft-com:vml" xmlns:wp14="http://schemas.microsoft.com/office/word/2010/wordprocessingDrawing" xmlns:wp="http://schemas.openxmlformats.org/drawingml/2006/wordprocessingDrawing" xmlns:w10="urn:schemas-microsoft-com:office:word" xmlns:w="http://schemas.openxmlformats.org/wordprocessingml/2006/main" xmlns:w14="http://schemas.microsoft.com/office/word/2010/wordml" xmlns:w15="http://schemas.microsoft.com/office/word/2012/wordml" xmlns:w16cex="http://schemas.microsoft.com/office/word/2018/wordml/cex" xmlns:w16cid="http://schemas.microsoft.com/office/word/2016/wordml/cid" xmlns:w16="http://schemas.microsoft.com/office/word/2018/wordml" xmlns:w16sdtdh="http://schemas.microsoft.com/office/word/2020/wordml/sdtdatahash" xmlns:w16se="http://schemas.microsoft.com/office/word/2015/wordml/symex" xmlns:wpg="http://schemas.microsoft.com/office/word/2010/wordprocessingGroup" xmlns:wpi="http://schemas.microsoft.com/office/word/2010/wordprocessingInk" xmlns:wne="http://schemas.microsoft.com/office/word/2006/wordml" xmlns:wps="http://schemas.microsoft.com/office/word/2010/wordprocessingShape" mc:Ignorable="w14 w15 w16se w16cid w16 w16cex w16sdtdh wp14">
+<w:document xmlns:wpc="http://schemas.microsoft.com/office/word/2010/wordprocessingCanvas" xmlns:cx="http://schemas.microsoft.com/office/drawing/2014/chartex" xmlns:cx1="http://schemas.microsoft.com/office/drawing/2015/9/8/chartex" xmlns:cx2="http://schemas.microsoft.com/office/drawing/2015/10/21/chartex" xmlns:cx3="http://schemas.microsoft.com/office/drawing/2016/5/9/chartex" xmlns:cx4="http://schemas.microsoft.com/office/drawing/2016/5/10/chartex" xmlns:cx5="http://schemas.microsoft.com/office/drawing/2016/5/11/chartex" xmlns:cx6="http://schemas.microsoft.com/office/drawing/2016/5/12/chartex" xmlns:cx7="http://schemas.microsoft.com/office/drawing/2016/5/13/chartex" xmlns:cx8="http://schemas.microsoft.com/office/drawing/2016/5/14/chartex" xmlns:mc="http://schemas.openxmlformats.org/markup-compatibility/2006" xmlns:aink="http://schemas.microsoft.com/office/drawing/2016/ink" xmlns:am3d="http://schemas.microsoft.com/office/drawing/2017/model3d" xmlns:o="urn:schemas-microsoft-com:office:office" xmlns:oel="http://schemas.microsoft.com/office/2019/extlst" xmlns:r="http://schemas.openxmlformats.org/officeDocument/2006/relationships" xmlns:m="http://schemas.openxmlformats.org/officeDocument/2006/math" xmlns:v="urn:schemas-microsoft-com:vml" xmlns:wp14="http://schemas.microsoft.com/office/word/2010/wordprocessingDrawing" xmlns:wp="http://schemas.openxmlformats.org/drawingml/2006/wordprocessingDrawing" xmlns:w10="urn:schemas-microsoft-com:office:word" xmlns:w="http://schemas.openxmlformats.org/wordprocessingml/2006/main" xmlns:w14="http://schemas.microsoft.com/office/word/2010/wordml" xmlns:w15="http://schemas.microsoft.com/office/word/2012/wordml" xmlns:w16cex="http://schemas.microsoft.com/office/word/2018/wordml/cex" xmlns:w16cid="http://schemas.microsoft.com/office/word/2016/wordml/cid" xmlns:w16="http://schemas.microsoft.com/office/word/2018/wordml" xmlns:w16du="http://schemas.microsoft.com/office/word/2023/wordml/word16du" xmlns:w16sdtdh="http://schemas.microsoft.com/office/word/2020/wordml/sdtdatahash" xmlns:w16sdtfl="http://schemas.microsoft.com/office/word/2024/wordml/sdtformatlock" xmlns:w16se="http://schemas.microsoft.com/office/word/2015/wordml/symex" xmlns:wpg="http://schemas.microsoft.com/office/word/2010/wordprocessingGroup" xmlns:wpi="http://schemas.microsoft.com/office/word/2010/wordprocessingInk" xmlns:wne="http://schemas.microsoft.com/office/word/2006/wordml" xmlns:wps="http://schemas.microsoft.com/office/word/2010/wordprocessingShape" mc:Ignorable="w14 w15 w16se w16cid w16 w16cex w16sdtdh w16sdtfl w16du wp14">
   <w:body>
     <w:p>
       <w:pPr>
@@ -11,7 +11,6 @@
         </w:rPr>
       </w:pPr>
       <w:bookmarkStart w:id="0" w:name="_Hlk155038982"/>
-      <w:proofErr w:type="gramStart"/>
       <w:r>
         <w:rPr>
           <w:rFonts w:hint="eastAsia"/>
@@ -49,7 +48,6 @@
         <w:t>》</w:t>
       </w:r>
       <w:bookmarkEnd w:id="0"/>
-      <w:proofErr w:type="gramEnd"/>
       <w:r>
         <w:rPr>
           <w:rFonts w:hint="eastAsia"/>
@@ -113,19 +111,19 @@
           <w:sz w:val="32"/>
           <w:szCs w:val="32"/>
         </w:rPr>
-        <w:t>，杏花</w:t>
-      </w:r>
-      <w:proofErr w:type="gramStart"/>
-      <w:r>
-        <w:rPr>
-          <w:rFonts w:hint="eastAsia"/>
+        <w:t>，杏花吹滿頭。陌上誰家年少足風流？</w:t>
+      </w:r>
+    </w:p>
+    <w:p>
+      <w:pPr>
+        <w:spacing w:after="0" w:line="480" w:lineRule="exact"/>
+        <w:ind w:left="0" w:right="0" w:firstLine="0"/>
+        <w:rPr>
           <w:color w:val="0F0F0F"/>
           <w:sz w:val="32"/>
           <w:szCs w:val="32"/>
         </w:rPr>
-        <w:t>吹滿頭</w:t>
-      </w:r>
-      <w:proofErr w:type="gramEnd"/>
+      </w:pPr>
       <w:r>
         <w:rPr>
           <w:rFonts w:hint="eastAsia"/>
@@ -133,58 +131,7 @@
           <w:sz w:val="32"/>
           <w:szCs w:val="32"/>
         </w:rPr>
-        <w:t>。</w:t>
-      </w:r>
-      <w:proofErr w:type="gramStart"/>
-      <w:r>
-        <w:rPr>
-          <w:rFonts w:hint="eastAsia"/>
-          <w:color w:val="0F0F0F"/>
-          <w:sz w:val="32"/>
-          <w:szCs w:val="32"/>
-        </w:rPr>
-        <w:t>陌</w:t>
-      </w:r>
-      <w:proofErr w:type="gramEnd"/>
-      <w:r>
-        <w:rPr>
-          <w:rFonts w:hint="eastAsia"/>
-          <w:color w:val="0F0F0F"/>
-          <w:sz w:val="32"/>
-          <w:szCs w:val="32"/>
-        </w:rPr>
-        <w:t>上誰家年少足風流？</w:t>
-      </w:r>
-    </w:p>
-    <w:p>
-      <w:pPr>
-        <w:spacing w:after="0" w:line="480" w:lineRule="exact"/>
-        <w:ind w:left="0" w:right="0" w:firstLine="0"/>
-        <w:rPr>
-          <w:color w:val="0F0F0F"/>
-          <w:sz w:val="32"/>
-          <w:szCs w:val="32"/>
-        </w:rPr>
-      </w:pPr>
-      <w:proofErr w:type="gramStart"/>
-      <w:r>
-        <w:rPr>
-          <w:rFonts w:hint="eastAsia"/>
-          <w:color w:val="0F0F0F"/>
-          <w:sz w:val="32"/>
-          <w:szCs w:val="32"/>
-        </w:rPr>
-        <w:t>妾擬將身嫁</w:t>
-      </w:r>
-      <w:proofErr w:type="gramEnd"/>
-      <w:r>
-        <w:rPr>
-          <w:rFonts w:hint="eastAsia"/>
-          <w:color w:val="0F0F0F"/>
-          <w:sz w:val="32"/>
-          <w:szCs w:val="32"/>
-        </w:rPr>
-        <w:t>與一生休。縱被無情棄，不能羞。</w:t>
+        <w:t>妾擬將身嫁與一生休。縱被無情棄，不能羞。</w:t>
       </w:r>
     </w:p>
     <w:p>
@@ -220,7 +167,6 @@
           <w:szCs w:val="28"/>
         </w:rPr>
       </w:pPr>
-      <w:proofErr w:type="gramStart"/>
       <w:r>
         <w:rPr>
           <w:rFonts w:hint="eastAsia"/>
@@ -229,7 +175,6 @@
         </w:rPr>
         <w:t>思帝鄉</w:t>
       </w:r>
-      <w:proofErr w:type="gramEnd"/>
       <w:r>
         <w:rPr>
           <w:rFonts w:hint="eastAsia"/>
@@ -278,7 +223,6 @@
           <w:szCs w:val="28"/>
         </w:rPr>
       </w:pPr>
-      <w:proofErr w:type="gramStart"/>
       <w:r>
         <w:rPr>
           <w:rFonts w:hint="eastAsia"/>
@@ -287,44 +231,19 @@
         </w:rPr>
         <w:t>陌</w:t>
       </w:r>
-      <w:proofErr w:type="gramEnd"/>
       <w:r>
         <w:rPr>
           <w:color w:val="0F0F0F"/>
           <w:szCs w:val="28"/>
         </w:rPr>
-        <w:t>：田間</w:t>
-      </w:r>
-      <w:r>
-        <w:rPr>
-          <w:rFonts w:hint="eastAsia"/>
+        <w:t>：</w:t>
+      </w:r>
+      <w:r>
+        <w:rPr>
           <w:color w:val="0F0F0F"/>
           <w:szCs w:val="28"/>
         </w:rPr>
-        <w:t>南北</w:t>
-      </w:r>
-      <w:r>
-        <w:rPr>
-          <w:color w:val="0F0F0F"/>
-          <w:szCs w:val="28"/>
-        </w:rPr>
-        <w:t>方向的道路，這裡泛指道路，野外的道路。</w:t>
-      </w:r>
-      <w:proofErr w:type="gramStart"/>
-      <w:r>
-        <w:rPr>
-          <w:color w:val="0F0F0F"/>
-          <w:szCs w:val="28"/>
-        </w:rPr>
-        <w:t>陌</w:t>
-      </w:r>
-      <w:proofErr w:type="gramEnd"/>
-      <w:r>
-        <w:rPr>
-          <w:color w:val="0F0F0F"/>
-          <w:szCs w:val="28"/>
-        </w:rPr>
-        <w:t>上，道路之上。</w:t>
+        <w:t>田間的小路，泛指郊野道路。此處指春遊時的道路。</w:t>
       </w:r>
     </w:p>
     <w:p>
@@ -346,37 +265,14 @@
           <w:color w:val="0F0F0F"/>
           <w:szCs w:val="28"/>
         </w:rPr>
-        <w:t>年少：即少年</w:t>
-      </w:r>
-      <w:r>
-        <w:rPr>
-          <w:rFonts w:hint="eastAsia"/>
+        <w:t>年少：</w:t>
+      </w:r>
+      <w:r>
+        <w:rPr>
           <w:color w:val="0F0F0F"/>
           <w:szCs w:val="28"/>
         </w:rPr>
-        <w:t>、</w:t>
-      </w:r>
-      <w:r>
-        <w:rPr>
-          <w:color w:val="0F0F0F"/>
-          <w:szCs w:val="28"/>
-        </w:rPr>
-        <w:t>小伙子</w:t>
-      </w:r>
-      <w:r>
-        <w:rPr>
-          <w:rFonts w:hint="eastAsia"/>
-          <w:color w:val="0F0F0F"/>
-          <w:szCs w:val="28"/>
-        </w:rPr>
-        <w:t>、</w:t>
-      </w:r>
-      <w:r>
-        <w:rPr>
-          <w:color w:val="0F0F0F"/>
-          <w:szCs w:val="28"/>
-        </w:rPr>
-        <w:t>青年人。</w:t>
+        <w:t>年輕的男子、青年。</w:t>
       </w:r>
     </w:p>
     <w:p>
@@ -411,11 +307,10 @@
       </w:r>
       <w:r>
         <w:rPr>
-          <w:rFonts w:hint="eastAsia"/>
           <w:color w:val="0F0F0F"/>
           <w:szCs w:val="28"/>
         </w:rPr>
-        <w:t>十分風流</w:t>
+        <w:t>風流瀟灑、才貌出眾、氣度不凡。形容這位少年風度翩翩。</w:t>
       </w:r>
       <w:r>
         <w:rPr>
@@ -423,23 +318,7 @@
           <w:color w:val="0F0F0F"/>
           <w:szCs w:val="28"/>
         </w:rPr>
-        <w:t>、瀟灑</w:t>
-      </w:r>
-      <w:r>
-        <w:rPr>
-          <w:rFonts w:hint="eastAsia"/>
-          <w:color w:val="0F0F0F"/>
-          <w:szCs w:val="28"/>
-        </w:rPr>
-        <w:t>。</w:t>
-      </w:r>
-      <w:r>
-        <w:rPr>
-          <w:rFonts w:hint="eastAsia"/>
-          <w:color w:val="0F0F0F"/>
-          <w:szCs w:val="28"/>
-        </w:rPr>
-        <w:t>足：很，非常。風流：風度瀟灑，舉止飄逸。</w:t>
+        <w:t>足：非常。</w:t>
       </w:r>
     </w:p>
     <w:p>
@@ -462,7 +341,14 @@
           <w:color w:val="0F0F0F"/>
           <w:szCs w:val="28"/>
         </w:rPr>
-        <w:t>妾：古代女子對自己的謙稱。</w:t>
+        <w:t>妾：</w:t>
+      </w:r>
+      <w:r>
+        <w:rPr>
+          <w:color w:val="0F0F0F"/>
+          <w:szCs w:val="28"/>
+        </w:rPr>
+        <w:t>古代女子對自己的謙稱（此處為詞中女主角自稱）。</w:t>
       </w:r>
     </w:p>
     <w:p>
@@ -485,7 +371,14 @@
           <w:color w:val="0F0F0F"/>
           <w:szCs w:val="28"/>
         </w:rPr>
-        <w:t>擬：打算，想要。</w:t>
+        <w:t>擬：</w:t>
+      </w:r>
+      <w:r>
+        <w:rPr>
+          <w:color w:val="0F0F0F"/>
+          <w:szCs w:val="28"/>
+        </w:rPr>
+        <w:t>打算、計畫、準備。</w:t>
       </w:r>
     </w:p>
     <w:p>
@@ -508,90 +401,22 @@
           <w:color w:val="0F0F0F"/>
           <w:szCs w:val="28"/>
         </w:rPr>
-        <w:t>將身嫁</w:t>
-      </w:r>
-      <w:proofErr w:type="gramStart"/>
+        <w:t>將身嫁與</w:t>
+      </w:r>
       <w:r>
         <w:rPr>
           <w:rFonts w:hint="eastAsia"/>
           <w:color w:val="0F0F0F"/>
           <w:szCs w:val="28"/>
         </w:rPr>
-        <w:t>與</w:t>
-      </w:r>
-      <w:proofErr w:type="gramEnd"/>
-      <w:r>
-        <w:rPr>
-          <w:rFonts w:hint="eastAsia"/>
+        <w:t>：</w:t>
+      </w:r>
+      <w:r>
+        <w:rPr>
           <w:color w:val="0F0F0F"/>
           <w:szCs w:val="28"/>
         </w:rPr>
-        <w:t>：</w:t>
-      </w:r>
-      <w:r>
-        <w:rPr>
-          <w:rFonts w:hint="eastAsia"/>
-          <w:color w:val="0F0F0F"/>
-          <w:szCs w:val="28"/>
-        </w:rPr>
-        <w:t>把自己嫁給他。</w:t>
-      </w:r>
-      <w:proofErr w:type="gramStart"/>
-      <w:r>
-        <w:rPr>
-          <w:rFonts w:hint="eastAsia"/>
-          <w:color w:val="0F0F0F"/>
-          <w:szCs w:val="28"/>
-        </w:rPr>
-        <w:t>與</w:t>
-      </w:r>
-      <w:proofErr w:type="gramEnd"/>
-      <w:r>
-        <w:rPr>
-          <w:rFonts w:hint="eastAsia"/>
-          <w:color w:val="0F0F0F"/>
-          <w:szCs w:val="28"/>
-        </w:rPr>
-        <w:t>：給，這個介詞後面省略了賓語。</w:t>
-      </w:r>
-    </w:p>
-    <w:p>
-      <w:pPr>
-        <w:pStyle w:val="a9"/>
-        <w:numPr>
-          <w:ilvl w:val="0"/>
-          <w:numId w:val="32"/>
-        </w:numPr>
-        <w:spacing w:after="0" w:line="440" w:lineRule="exact"/>
-        <w:ind w:leftChars="0" w:right="0"/>
-        <w:rPr>
-          <w:color w:val="0F0F0F"/>
-          <w:szCs w:val="28"/>
-        </w:rPr>
-      </w:pPr>
-      <w:r>
-        <w:rPr>
-          <w:rFonts w:hint="eastAsia"/>
-          <w:color w:val="0F0F0F"/>
-          <w:szCs w:val="28"/>
-        </w:rPr>
-        <w:t>賓語</w:t>
-      </w:r>
-      <w:r>
-        <w:rPr>
-          <w:rFonts w:hint="eastAsia"/>
-          <w:color w:val="0F0F0F"/>
-          <w:szCs w:val="28"/>
-        </w:rPr>
-        <w:t>：</w:t>
-      </w:r>
-      <w:r>
-        <w:rPr>
-          <w:rFonts w:hint="eastAsia"/>
-          <w:color w:val="0F0F0F"/>
-          <w:szCs w:val="28"/>
-        </w:rPr>
-        <w:t>句法中承受主語的動作者，有直接和間接二種。如「他給我一本書」其中「書」為直接賓語，「我」為間接賓語。也稱為「賓詞」、「謂詞」。</w:t>
+        <w:t>把自己的一生託付、嫁給他。</w:t>
       </w:r>
     </w:p>
     <w:p>
@@ -614,39 +439,14 @@
           <w:color w:val="0F0F0F"/>
           <w:szCs w:val="28"/>
         </w:rPr>
-        <w:t>休：此處指心</w:t>
-      </w:r>
-      <w:r>
-        <w:rPr>
-          <w:rFonts w:hint="eastAsia"/>
+        <w:t>休：</w:t>
+      </w:r>
+      <w:r>
+        <w:rPr>
           <w:color w:val="0F0F0F"/>
           <w:szCs w:val="28"/>
         </w:rPr>
-        <w:t>願</w:t>
-      </w:r>
-      <w:r>
-        <w:rPr>
-          <w:rFonts w:hint="eastAsia"/>
-          <w:color w:val="0F0F0F"/>
-          <w:szCs w:val="28"/>
-        </w:rPr>
-        <w:t>得遂後的罷休。一生休，意謂一生有了依託，</w:t>
-      </w:r>
-      <w:r>
-        <w:rPr>
-          <w:rFonts w:hint="eastAsia"/>
-          <w:color w:val="0F0F0F"/>
-          <w:szCs w:val="28"/>
-        </w:rPr>
-        <w:t>就滿足了</w:t>
-      </w:r>
-      <w:r>
-        <w:rPr>
-          <w:rFonts w:hint="eastAsia"/>
-          <w:color w:val="0F0F0F"/>
-          <w:szCs w:val="28"/>
-        </w:rPr>
-        <w:t>。</w:t>
+        <w:t>罷休、終了、作罷。此處指「一生休」，意為就算一輩子就這樣定下來、無怨無悔。</w:t>
       </w:r>
     </w:p>
     <w:p>
@@ -670,41 +470,14 @@
           <w:color w:val="0F0F0F"/>
           <w:szCs w:val="28"/>
         </w:rPr>
-        <w:t>不能羞：意謂不會感到害羞</w:t>
-      </w:r>
-      <w:r>
-        <w:rPr>
-          <w:rFonts w:hint="eastAsia"/>
+        <w:t>不能羞：</w:t>
+      </w:r>
+      <w:r>
+        <w:rPr>
           <w:color w:val="0F0F0F"/>
           <w:szCs w:val="28"/>
         </w:rPr>
-        <w:t>、</w:t>
-      </w:r>
-      <w:r>
-        <w:rPr>
-          <w:rFonts w:hint="eastAsia"/>
-          <w:color w:val="0F0F0F"/>
-          <w:szCs w:val="28"/>
-        </w:rPr>
-        <w:t>後悔，</w:t>
-      </w:r>
-      <w:proofErr w:type="gramStart"/>
-      <w:r>
-        <w:rPr>
-          <w:rFonts w:hint="eastAsia"/>
-          <w:color w:val="0F0F0F"/>
-          <w:szCs w:val="28"/>
-        </w:rPr>
-        <w:t>即也不在乎</w:t>
-      </w:r>
-      <w:proofErr w:type="gramEnd"/>
-      <w:r>
-        <w:rPr>
-          <w:rFonts w:hint="eastAsia"/>
-          <w:color w:val="0F0F0F"/>
-          <w:szCs w:val="28"/>
-        </w:rPr>
-        <w:t>。</w:t>
+        <w:t>不會感到羞恥、不覺得後悔或羞恥。表達女主角敢愛敢恨、打破世俗禮教的果決態度。</w:t>
       </w:r>
     </w:p>
     <w:p>
@@ -738,60 +511,40 @@
           <w:rFonts w:hint="eastAsia"/>
           <w:szCs w:val="28"/>
         </w:rPr>
-        <w:t xml:space="preserve">　　</w:t>
-      </w:r>
-      <w:r>
-        <w:rPr>
-          <w:rFonts w:hint="eastAsia"/>
-          <w:szCs w:val="28"/>
-        </w:rPr>
-        <w:t>春日踏青郊遊，風吹</w:t>
-      </w:r>
-      <w:proofErr w:type="gramStart"/>
-      <w:r>
-        <w:rPr>
-          <w:rFonts w:hint="eastAsia"/>
-          <w:szCs w:val="28"/>
-        </w:rPr>
-        <w:t>杏花滿頭</w:t>
-      </w:r>
-      <w:proofErr w:type="gramEnd"/>
-      <w:r>
-        <w:rPr>
-          <w:rFonts w:hint="eastAsia"/>
-          <w:szCs w:val="28"/>
-        </w:rPr>
-        <w:t>。田間路上是誰家少年，</w:t>
-      </w:r>
-      <w:r>
-        <w:rPr>
-          <w:rFonts w:hint="eastAsia"/>
-          <w:szCs w:val="28"/>
-        </w:rPr>
-        <w:t>風度瀟灑，舉止飄逸</w:t>
-      </w:r>
-      <w:r>
-        <w:rPr>
-          <w:rFonts w:hint="eastAsia"/>
-          <w:szCs w:val="28"/>
-        </w:rPr>
-        <w:t>。</w:t>
+        <w:t>春天的時候出外遊玩，落下的杏花紛飛，落了滿頭。田間小路上是哪家的少年，長得如此</w:t>
+      </w:r>
+      <w:r>
+        <w:rPr>
+          <w:rFonts w:hint="eastAsia"/>
+          <w:b/>
+          <w:bCs/>
+          <w:szCs w:val="28"/>
+        </w:rPr>
+        <w:t>風流倜儻</w:t>
+      </w:r>
+      <w:r>
+        <w:rPr>
+          <w:rFonts w:hint="eastAsia"/>
+          <w:szCs w:val="28"/>
+        </w:rPr>
+        <w:t>、瀟灑多情？</w:t>
       </w:r>
     </w:p>
     <w:p>
       <w:pPr>
-        <w:spacing w:after="0" w:line="440" w:lineRule="exact"/>
+        <w:spacing w:beforeLines="50" w:before="120" w:after="0" w:line="440" w:lineRule="exact"/>
         <w:ind w:left="0" w:right="0" w:firstLine="0"/>
         <w:rPr>
-          <w:szCs w:val="28"/>
-        </w:rPr>
-      </w:pPr>
-      <w:r>
-        <w:rPr>
-          <w:rFonts w:hint="eastAsia"/>
-          <w:szCs w:val="28"/>
-        </w:rPr>
-        <w:t>我想以身相許嫁給他，一生一世就此休。縱使他薄情無義拋棄我，也不後悔。</w:t>
+          <w:rFonts w:hint="eastAsia"/>
+          <w:szCs w:val="28"/>
+        </w:rPr>
+      </w:pPr>
+      <w:r>
+        <w:rPr>
+          <w:rFonts w:hint="eastAsia"/>
+          <w:szCs w:val="28"/>
+        </w:rPr>
+        <w:t>我真想把自己的一生嫁給他，就此安穩托付。哪怕日後無情地被他拋棄，我也絕不感到後悔與羞恥！</w:t>
       </w:r>
     </w:p>
     <w:p>
@@ -874,15 +627,7 @@
           <w:rFonts w:hint="eastAsia"/>
           <w:szCs w:val="28"/>
         </w:rPr>
-        <w:t>古典詩詞中描繪女性愛情覺醒與追求自由最為驚心動魄的篇章。</w:t>
-      </w:r>
-      <w:proofErr w:type="gramStart"/>
-      <w:r>
-        <w:rPr>
-          <w:rFonts w:hint="eastAsia"/>
-          <w:szCs w:val="28"/>
-        </w:rPr>
-        <w:t>全詞</w:t>
+        <w:t>古典詩詞中描繪女性愛情覺醒與追求自由最為驚心動魄的篇章。全詞</w:t>
       </w:r>
       <w:r>
         <w:rPr>
@@ -891,17 +636,7 @@
           <w:bCs/>
           <w:szCs w:val="28"/>
         </w:rPr>
-        <w:t>不</w:t>
-      </w:r>
-      <w:proofErr w:type="gramEnd"/>
-      <w:r>
-        <w:rPr>
-          <w:rFonts w:hint="eastAsia"/>
-          <w:b/>
-          <w:bCs/>
-          <w:szCs w:val="28"/>
-        </w:rPr>
-        <w:t>著粉飾</w:t>
+        <w:t>不著粉飾</w:t>
       </w:r>
       <w:r>
         <w:rPr>
@@ -948,23 +683,7 @@
           <w:rFonts w:hint="eastAsia"/>
           <w:szCs w:val="28"/>
         </w:rPr>
-        <w:t>詞的開篇「春日遊，杏花</w:t>
-      </w:r>
-      <w:proofErr w:type="gramStart"/>
-      <w:r>
-        <w:rPr>
-          <w:rFonts w:hint="eastAsia"/>
-          <w:szCs w:val="28"/>
-        </w:rPr>
-        <w:t>吹滿頭</w:t>
-      </w:r>
-      <w:proofErr w:type="gramEnd"/>
-      <w:r>
-        <w:rPr>
-          <w:rFonts w:hint="eastAsia"/>
-          <w:szCs w:val="28"/>
-        </w:rPr>
-        <w:t>」，</w:t>
+        <w:t>詞的開篇「春日遊，杏花吹滿頭」，</w:t>
       </w:r>
       <w:r>
         <w:rPr>
@@ -980,71 +699,7 @@
           <w:rFonts w:hint="eastAsia"/>
           <w:szCs w:val="28"/>
         </w:rPr>
-        <w:t>數字便勾勒出一幅生機盎然的</w:t>
-      </w:r>
-      <w:proofErr w:type="gramStart"/>
-      <w:r>
-        <w:rPr>
-          <w:rFonts w:hint="eastAsia"/>
-          <w:szCs w:val="28"/>
-        </w:rPr>
-        <w:t>春郊春遊</w:t>
-      </w:r>
-      <w:proofErr w:type="gramEnd"/>
-      <w:r>
-        <w:rPr>
-          <w:rFonts w:hint="eastAsia"/>
-          <w:szCs w:val="28"/>
-        </w:rPr>
-        <w:t>圖。春風拂面，</w:t>
-      </w:r>
-      <w:proofErr w:type="gramStart"/>
-      <w:r>
-        <w:rPr>
-          <w:rFonts w:hint="eastAsia"/>
-          <w:szCs w:val="28"/>
-        </w:rPr>
-        <w:t>紛</w:t>
-      </w:r>
-      <w:proofErr w:type="gramEnd"/>
-      <w:r>
-        <w:rPr>
-          <w:rFonts w:hint="eastAsia"/>
-          <w:szCs w:val="28"/>
-        </w:rPr>
-        <w:t>落的杏花</w:t>
-      </w:r>
-      <w:proofErr w:type="gramStart"/>
-      <w:r>
-        <w:rPr>
-          <w:rFonts w:hint="eastAsia"/>
-          <w:szCs w:val="28"/>
-        </w:rPr>
-        <w:t>沾滿了遊人</w:t>
-      </w:r>
-      <w:proofErr w:type="gramEnd"/>
-      <w:r>
-        <w:rPr>
-          <w:rFonts w:hint="eastAsia"/>
-          <w:szCs w:val="28"/>
-        </w:rPr>
-        <w:t>的</w:t>
-      </w:r>
-      <w:proofErr w:type="gramStart"/>
-      <w:r>
-        <w:rPr>
-          <w:rFonts w:hint="eastAsia"/>
-          <w:szCs w:val="28"/>
-        </w:rPr>
-        <w:t>髮</w:t>
-      </w:r>
-      <w:proofErr w:type="gramEnd"/>
-      <w:r>
-        <w:rPr>
-          <w:rFonts w:hint="eastAsia"/>
-          <w:szCs w:val="28"/>
-        </w:rPr>
-        <w:t>鬢。這不僅是自然景致的描繪，更是女主角青春生命力的寫照。</w:t>
+        <w:t>數字便勾勒出一幅生機盎然的春郊春遊圖。春風拂面，紛落的杏花沾滿了遊人的髮鬢。這不僅是自然景致的描繪，更是女主角青春生命力的寫照。</w:t>
       </w:r>
     </w:p>
     <w:p>
@@ -1068,23 +723,7 @@
           <w:rFonts w:hint="eastAsia"/>
           <w:szCs w:val="28"/>
         </w:rPr>
-        <w:t>在這樣一個生命力勃發的時刻，便有了命定的相逢：「</w:t>
-      </w:r>
-      <w:proofErr w:type="gramStart"/>
-      <w:r>
-        <w:rPr>
-          <w:rFonts w:hint="eastAsia"/>
-          <w:szCs w:val="28"/>
-        </w:rPr>
-        <w:t>陌</w:t>
-      </w:r>
-      <w:proofErr w:type="gramEnd"/>
-      <w:r>
-        <w:rPr>
-          <w:rFonts w:hint="eastAsia"/>
-          <w:szCs w:val="28"/>
-        </w:rPr>
-        <w:t>上誰家年少足風流？」田間小路上，那迎面而來的少年是如此英俊瀟灑、</w:t>
+        <w:t>在這樣一個生命力勃發的時刻，便有了命定的相逢：「陌上誰家年少足風流？」田間小路上，那迎面而來的少年是如此英俊瀟灑、</w:t>
       </w:r>
       <w:r>
         <w:rPr>
@@ -1125,96 +764,15 @@
           <w:spacing w:val="-8"/>
           <w:szCs w:val="28"/>
         </w:rPr>
-        <w:t>如果說前半</w:t>
-      </w:r>
-      <w:proofErr w:type="gramStart"/>
-      <w:r>
-        <w:rPr>
-          <w:rFonts w:hint="eastAsia"/>
-          <w:spacing w:val="-8"/>
-          <w:szCs w:val="28"/>
-        </w:rPr>
-        <w:t>闋</w:t>
-      </w:r>
-      <w:proofErr w:type="gramEnd"/>
-      <w:r>
-        <w:rPr>
-          <w:rFonts w:hint="eastAsia"/>
-          <w:spacing w:val="-8"/>
-          <w:szCs w:val="28"/>
-        </w:rPr>
-        <w:t>是視覺的驚</w:t>
-      </w:r>
-      <w:proofErr w:type="gramStart"/>
-      <w:r>
-        <w:rPr>
-          <w:rFonts w:hint="eastAsia"/>
-          <w:spacing w:val="-8"/>
-          <w:szCs w:val="28"/>
-        </w:rPr>
-        <w:t>艷</w:t>
-      </w:r>
-      <w:proofErr w:type="gramEnd"/>
-      <w:r>
-        <w:rPr>
-          <w:rFonts w:hint="eastAsia"/>
-          <w:spacing w:val="-8"/>
-          <w:szCs w:val="28"/>
-        </w:rPr>
-        <w:t>，後半</w:t>
-      </w:r>
-      <w:proofErr w:type="gramStart"/>
-      <w:r>
-        <w:rPr>
-          <w:rFonts w:hint="eastAsia"/>
-          <w:spacing w:val="-8"/>
-          <w:szCs w:val="28"/>
-        </w:rPr>
-        <w:t>闋</w:t>
-      </w:r>
-      <w:proofErr w:type="gramEnd"/>
-      <w:r>
-        <w:rPr>
-          <w:rFonts w:hint="eastAsia"/>
-          <w:spacing w:val="-8"/>
-          <w:szCs w:val="28"/>
-        </w:rPr>
-        <w:t>則是心靈的震撼。「</w:t>
-      </w:r>
-      <w:proofErr w:type="gramStart"/>
-      <w:r>
-        <w:rPr>
-          <w:rFonts w:hint="eastAsia"/>
-          <w:spacing w:val="-8"/>
-          <w:szCs w:val="28"/>
-        </w:rPr>
-        <w:t>妾擬將身嫁</w:t>
-      </w:r>
-      <w:proofErr w:type="gramEnd"/>
-      <w:r>
-        <w:rPr>
-          <w:rFonts w:hint="eastAsia"/>
-          <w:spacing w:val="-8"/>
-          <w:szCs w:val="28"/>
-        </w:rPr>
-        <w:t>與一生休。」</w:t>
-      </w:r>
-      <w:r>
-        <w:rPr>
-          <w:rFonts w:hint="eastAsia"/>
-          <w:szCs w:val="28"/>
-        </w:rPr>
-        <w:t>此</w:t>
-      </w:r>
-      <w:proofErr w:type="gramStart"/>
-      <w:r>
-        <w:rPr>
-          <w:rFonts w:hint="eastAsia"/>
-          <w:szCs w:val="28"/>
-        </w:rPr>
-        <w:t>句直抒</w:t>
-      </w:r>
-      <w:proofErr w:type="gramEnd"/>
+        <w:t>如果說前半闋是視覺的驚艷，後半闋則是心靈的震撼。「妾擬將身嫁與一生休。」</w:t>
+      </w:r>
+      <w:r>
+        <w:rPr>
+          <w:rFonts w:hint="eastAsia"/>
+          <w:szCs w:val="28"/>
+        </w:rPr>
+        <w:t>此句直抒</w:t>
+      </w:r>
       <w:r>
         <w:rPr>
           <w:rFonts w:hint="eastAsia"/>
@@ -1229,15 +787,7 @@
           <w:rFonts w:hint="eastAsia"/>
           <w:szCs w:val="28"/>
         </w:rPr>
-        <w:t>，女主角在瞬息之間做出了決定：我要將自己的一生託付給他，至死方休。這種「一見鍾情」</w:t>
-      </w:r>
-      <w:proofErr w:type="gramStart"/>
-      <w:r>
-        <w:rPr>
-          <w:rFonts w:hint="eastAsia"/>
-          <w:szCs w:val="28"/>
-        </w:rPr>
-        <w:t>式的</w:t>
+        <w:t>，女主角在瞬息之間做出了決定：我要將自己的一生託付給他，至死方休。這種「一見鍾情」式的</w:t>
       </w:r>
       <w:r>
         <w:rPr>
@@ -1246,17 +796,7 @@
           <w:bCs/>
           <w:szCs w:val="28"/>
         </w:rPr>
-        <w:t>決</w:t>
-      </w:r>
-      <w:proofErr w:type="gramEnd"/>
-      <w:r>
-        <w:rPr>
-          <w:rFonts w:hint="eastAsia"/>
-          <w:b/>
-          <w:bCs/>
-          <w:szCs w:val="28"/>
-        </w:rPr>
-        <w:t>絕</w:t>
+        <w:t>決絕</w:t>
       </w:r>
       <w:r>
         <w:rPr>
@@ -1280,6 +820,7 @@
           <w:rFonts w:hint="eastAsia"/>
           <w:szCs w:val="28"/>
         </w:rPr>
+        <w:lastRenderedPageBreak/>
         <w:t xml:space="preserve">　　</w:t>
       </w:r>
       <w:r>
@@ -1301,15 +842,7 @@
           <w:rFonts w:hint="eastAsia"/>
           <w:szCs w:val="28"/>
         </w:rPr>
-        <w:t>被無情拋棄。然而，即便落得</w:t>
-      </w:r>
-      <w:r>
-        <w:rPr>
-          <w:rFonts w:hint="eastAsia"/>
-          <w:szCs w:val="28"/>
-        </w:rPr>
-        <w:lastRenderedPageBreak/>
-        <w:t>悲劇收場，她也絕不後悔，不感到羞愧。因為這場愛戀是她自主的</w:t>
+        <w:t>被無情拋棄。然而，即便落得悲劇收場，她也絕不後悔，不感到羞愧。因為這場愛戀是她自主的</w:t>
       </w:r>
       <w:r>
         <w:rPr>
@@ -1334,7 +867,6 @@
         <w:ind w:left="-6" w:right="0" w:hanging="11"/>
         <w:jc w:val="both"/>
         <w:rPr>
-          <w:rFonts w:hint="eastAsia"/>
           <w:szCs w:val="28"/>
         </w:rPr>
       </w:pPr>
@@ -1445,10 +977,40 @@
       </w:pPr>
       <w:r>
         <w:rPr>
-          <w:rFonts w:hint="eastAsia"/>
-          <w:szCs w:val="28"/>
-        </w:rPr>
-        <w:t>不著粉飾</w:t>
+          <w:szCs w:val="28"/>
+        </w:rPr>
+        <w:t>風流倜儻</w:t>
+      </w:r>
+      <w:r>
+        <w:rPr>
+          <w:rFonts w:hint="eastAsia"/>
+          <w:szCs w:val="28"/>
+        </w:rPr>
+        <w:t>(</w:t>
+      </w:r>
+      <w:r>
+        <w:rPr>
+          <w:color w:val="EE0000"/>
+          <w:sz w:val="16"/>
+          <w:szCs w:val="16"/>
+        </w:rPr>
+        <w:t>ㄊㄧ</w:t>
+      </w:r>
+      <w:r>
+        <w:rPr>
+          <w:rFonts w:hint="eastAsia"/>
+          <w:color w:val="EE0000"/>
+          <w:sz w:val="16"/>
+          <w:szCs w:val="16"/>
+        </w:rPr>
+        <w:t>ˋ ㄊㄤˇ</w:t>
+      </w:r>
+      <w:r>
+        <w:rPr>
+          <w:rFonts w:hint="eastAsia"/>
+          <w:szCs w:val="28"/>
+        </w:rPr>
+        <w:t>)</w:t>
       </w:r>
       <w:r>
         <w:rPr>
@@ -1457,36 +1019,11 @@
         </w:rPr>
         <w:t>：</w:t>
       </w:r>
-      <w:proofErr w:type="gramStart"/>
-      <w:r>
-        <w:rPr>
-          <w:rFonts w:hint="eastAsia"/>
-          <w:szCs w:val="28"/>
-        </w:rPr>
-        <w:t>指詞作</w:t>
-      </w:r>
-      <w:proofErr w:type="gramEnd"/>
-      <w:r>
-        <w:rPr>
-          <w:rFonts w:hint="eastAsia"/>
-          <w:szCs w:val="28"/>
-        </w:rPr>
-        <w:t>的寫作風格極為自然、樸實，沒有刻意使用華麗的辭藻或繁複的修飾。這裡用來讚美</w:t>
-      </w:r>
-      <w:r>
-        <w:rPr>
-          <w:rFonts w:hint="eastAsia"/>
-          <w:szCs w:val="28"/>
-          <w:u w:val="single"/>
-        </w:rPr>
-        <w:t>韋莊</w:t>
-      </w:r>
-      <w:r>
-        <w:rPr>
-          <w:rFonts w:hint="eastAsia"/>
-          <w:szCs w:val="28"/>
-        </w:rPr>
-        <w:t>直接用最簡單的文字，寫出最真摯、強烈的情感。</w:t>
+      <w:r>
+        <w:rPr>
+          <w:szCs w:val="28"/>
+        </w:rPr>
+        <w:t>形容男子英俊瀟灑、氣質非凡、才華出眾，且舉止舉止大方、不拘小節。</w:t>
       </w:r>
     </w:p>
     <w:p>
@@ -1508,7 +1045,36 @@
           <w:rFonts w:hint="eastAsia"/>
           <w:szCs w:val="28"/>
         </w:rPr>
-        <w:t>封建禮教</w:t>
+        <w:t>不著</w:t>
+      </w:r>
+      <w:r>
+        <w:rPr>
+          <w:rFonts w:hint="eastAsia"/>
+          <w:szCs w:val="28"/>
+        </w:rPr>
+        <w:t>(</w:t>
+      </w:r>
+      <w:r>
+        <w:rPr>
+          <w:color w:val="EE0000"/>
+          <w:sz w:val="16"/>
+          <w:szCs w:val="16"/>
+        </w:rPr>
+        <w:t>ㄓㄨㄛˊ</w:t>
+      </w:r>
+      <w:r>
+        <w:rPr>
+          <w:rFonts w:hint="eastAsia"/>
+          <w:szCs w:val="28"/>
+        </w:rPr>
+        <w:t>)</w:t>
+      </w:r>
+      <w:r>
+        <w:rPr>
+          <w:rFonts w:hint="eastAsia"/>
+          <w:szCs w:val="28"/>
+        </w:rPr>
+        <w:t>粉飾</w:t>
       </w:r>
       <w:r>
         <w:rPr>
@@ -1522,7 +1088,22 @@
           <w:rFonts w:hint="eastAsia"/>
           <w:szCs w:val="28"/>
         </w:rPr>
-        <w:t>指古代社會中約束人們行為、思想的儒家道德規範與社會體制（如「父母之命，媒妁之言」、「女子應當羞澀被動」等）。文中用來對比女主角主動追求愛情、打破傳統規矩的勇敢行為。</w:t>
+        <w:t>指詞作的寫作風格自然、樸實，沒有刻意使用華麗的辭藻或繁複的修飾。這裡用來讚美</w:t>
+      </w:r>
+      <w:r>
+        <w:rPr>
+          <w:rFonts w:hint="eastAsia"/>
+          <w:szCs w:val="28"/>
+          <w:u w:val="single"/>
+        </w:rPr>
+        <w:t>韋莊</w:t>
+      </w:r>
+      <w:r>
+        <w:rPr>
+          <w:rFonts w:hint="eastAsia"/>
+          <w:szCs w:val="28"/>
+        </w:rPr>
+        <w:t>直接用最簡單的文字，寫出最真摯、強烈的情感。</w:t>
       </w:r>
     </w:p>
     <w:p>
@@ -1544,61 +1125,7 @@
           <w:rFonts w:hint="eastAsia"/>
           <w:szCs w:val="28"/>
         </w:rPr>
-        <w:t>枷鎖</w:t>
-      </w:r>
-      <w:r>
-        <w:rPr>
-          <w:rFonts w:hint="eastAsia"/>
-          <w:szCs w:val="28"/>
-        </w:rPr>
-        <w:t>（</w:t>
-      </w:r>
-      <w:proofErr w:type="gramStart"/>
-      <w:r>
-        <w:rPr>
-          <w:rFonts w:hint="eastAsia"/>
-          <w:color w:val="FF0000"/>
-          <w:sz w:val="16"/>
-          <w:szCs w:val="16"/>
-        </w:rPr>
-        <w:t>ㄐㄧㄚ</w:t>
-      </w:r>
-      <w:proofErr w:type="gramEnd"/>
-      <w:r>
-        <w:rPr>
-          <w:rFonts w:hint="eastAsia"/>
-          <w:color w:val="FF0000"/>
-          <w:sz w:val="16"/>
-          <w:szCs w:val="16"/>
-        </w:rPr>
-        <w:t xml:space="preserve"> </w:t>
-      </w:r>
-      <w:proofErr w:type="gramStart"/>
-      <w:r>
-        <w:rPr>
-          <w:rFonts w:hint="eastAsia"/>
-          <w:color w:val="FF0000"/>
-          <w:sz w:val="16"/>
-          <w:szCs w:val="16"/>
-        </w:rPr>
-        <w:t>ㄙㄨㄛ</w:t>
-      </w:r>
-      <w:r>
-        <w:rPr>
-          <w:rFonts w:hint="eastAsia"/>
-          <w:color w:val="FF0000"/>
-          <w:sz w:val="16"/>
-          <w:szCs w:val="16"/>
-        </w:rPr>
-        <w:t>ˇ</w:t>
-      </w:r>
-      <w:proofErr w:type="gramEnd"/>
-      <w:r>
-        <w:rPr>
-          <w:rFonts w:hint="eastAsia"/>
-          <w:szCs w:val="28"/>
-        </w:rPr>
-        <w:t>）</w:t>
+        <w:t>封建禮教</w:t>
       </w:r>
       <w:r>
         <w:rPr>
@@ -1612,7 +1139,7 @@
           <w:rFonts w:hint="eastAsia"/>
           <w:szCs w:val="28"/>
         </w:rPr>
-        <w:t>原指套在脖子上的刑具，在文中比喻束縛女性自由與情感的封建禮教和社會輿論。</w:t>
+        <w:t>指古代社會中約束人們行為、思想的儒家道德規範與社會體制（如「父母之命，媒妁之言」、「女子應當羞澀被動」等）。文中用來對比女主角主動追求愛情、打破傳統規矩的勇敢行為。</w:t>
       </w:r>
     </w:p>
     <w:p>
@@ -1634,16 +1161,15 @@
           <w:rFonts w:hint="eastAsia"/>
           <w:szCs w:val="28"/>
         </w:rPr>
-        <w:t>寥寥</w:t>
-      </w:r>
-      <w:r>
-        <w:rPr>
-          <w:rFonts w:hint="eastAsia"/>
-          <w:szCs w:val="28"/>
-        </w:rPr>
-        <w:t>(</w:t>
-      </w:r>
-      <w:proofErr w:type="gramStart"/>
+        <w:t>枷鎖</w:t>
+      </w:r>
+      <w:r>
+        <w:rPr>
+          <w:rFonts w:hint="eastAsia"/>
+          <w:szCs w:val="28"/>
+        </w:rPr>
+        <w:t>（</w:t>
+      </w:r>
       <w:r>
         <w:rPr>
           <w:rFonts w:hint="eastAsia"/>
@@ -1651,24 +1177,14 @@
           <w:sz w:val="16"/>
           <w:szCs w:val="16"/>
         </w:rPr>
-        <w:t>ㄌㄧㄠ</w:t>
-      </w:r>
-      <w:r>
-        <w:rPr>
-          <w:rFonts w:hint="eastAsia"/>
-          <w:color w:val="FF0000"/>
-          <w:sz w:val="16"/>
-          <w:szCs w:val="16"/>
-        </w:rPr>
-        <w:t>ˊ</w:t>
-      </w:r>
-      <w:proofErr w:type="gramEnd"/>
-      <w:r>
-        <w:rPr>
-          <w:rFonts w:hint="eastAsia"/>
-          <w:szCs w:val="28"/>
-        </w:rPr>
-        <w:t>)</w:t>
+        <w:t>ㄐㄧㄚ ㄙㄨㄛˇ</w:t>
+      </w:r>
+      <w:r>
+        <w:rPr>
+          <w:rFonts w:hint="eastAsia"/>
+          <w:szCs w:val="28"/>
+        </w:rPr>
+        <w:t>）</w:t>
       </w:r>
       <w:r>
         <w:rPr>
@@ -1682,39 +1198,7 @@
           <w:rFonts w:hint="eastAsia"/>
           <w:szCs w:val="28"/>
         </w:rPr>
-        <w:t>非常稀少、簡單。指開頭只用了短短「春日遊，杏花</w:t>
-      </w:r>
-      <w:proofErr w:type="gramStart"/>
-      <w:r>
-        <w:rPr>
-          <w:rFonts w:hint="eastAsia"/>
-          <w:szCs w:val="28"/>
-        </w:rPr>
-        <w:t>吹滿頭</w:t>
-      </w:r>
-      <w:proofErr w:type="gramEnd"/>
-      <w:r>
-        <w:rPr>
-          <w:rFonts w:hint="eastAsia"/>
-          <w:szCs w:val="28"/>
-        </w:rPr>
-        <w:t>」這幾字，就成功營造出畫面感極強</w:t>
-      </w:r>
-      <w:proofErr w:type="gramStart"/>
-      <w:r>
-        <w:rPr>
-          <w:rFonts w:hint="eastAsia"/>
-          <w:szCs w:val="28"/>
-        </w:rPr>
-        <w:t>的春景</w:t>
-      </w:r>
-      <w:proofErr w:type="gramEnd"/>
-      <w:r>
-        <w:rPr>
-          <w:rFonts w:hint="eastAsia"/>
-          <w:szCs w:val="28"/>
-        </w:rPr>
-        <w:t>。</w:t>
+        <w:t>原指套在脖子上的刑具，在文中比喻束縛女性自由與情感的封建禮教和社會輿論。</w:t>
       </w:r>
     </w:p>
     <w:p>
@@ -1736,7 +1220,7 @@
           <w:rFonts w:hint="eastAsia"/>
           <w:szCs w:val="28"/>
         </w:rPr>
-        <w:t>風流倜儻</w:t>
+        <w:t>寥寥</w:t>
       </w:r>
       <w:r>
         <w:rPr>
@@ -1745,7 +1229,6 @@
         </w:rPr>
         <w:t>(</w:t>
       </w:r>
-      <w:proofErr w:type="gramStart"/>
       <w:r>
         <w:rPr>
           <w:rFonts w:hint="eastAsia"/>
@@ -1753,38 +1236,8 @@
           <w:sz w:val="16"/>
           <w:szCs w:val="16"/>
         </w:rPr>
-        <w:t>ㄊㄧ</w:t>
-      </w:r>
-      <w:r>
-        <w:rPr>
-          <w:rFonts w:hint="eastAsia"/>
-          <w:color w:val="FF0000"/>
-          <w:sz w:val="16"/>
-          <w:szCs w:val="16"/>
-        </w:rPr>
-        <w:t>ˋ</w:t>
-      </w:r>
-      <w:proofErr w:type="gramEnd"/>
-      <w:r>
-        <w:rPr>
-          <w:rFonts w:hint="eastAsia"/>
-          <w:color w:val="FF0000"/>
-          <w:sz w:val="16"/>
-          <w:szCs w:val="16"/>
-        </w:rPr>
-        <w:t xml:space="preserve"> </w:t>
-      </w:r>
-      <w:proofErr w:type="gramStart"/>
-      <w:r>
-        <w:rPr>
-          <w:rFonts w:hint="eastAsia"/>
-          <w:color w:val="FF0000"/>
-          <w:sz w:val="16"/>
-          <w:szCs w:val="16"/>
-        </w:rPr>
-        <w:t>ㄊㄤˇ</w:t>
-      </w:r>
-      <w:proofErr w:type="gramEnd"/>
+        <w:t>ㄌㄧㄠˊ</w:t>
+      </w:r>
       <w:r>
         <w:rPr>
           <w:rFonts w:hint="eastAsia"/>
@@ -1804,23 +1257,7 @@
           <w:rFonts w:hint="eastAsia"/>
           <w:szCs w:val="28"/>
         </w:rPr>
-        <w:t>形容英俊瀟灑、才華洋溢且不拘泥於世俗禮法的男子。在文中指的是</w:t>
-      </w:r>
-      <w:proofErr w:type="gramStart"/>
-      <w:r>
-        <w:rPr>
-          <w:rFonts w:hint="eastAsia"/>
-          <w:szCs w:val="28"/>
-        </w:rPr>
-        <w:t>陌</w:t>
-      </w:r>
-      <w:proofErr w:type="gramEnd"/>
-      <w:r>
-        <w:rPr>
-          <w:rFonts w:hint="eastAsia"/>
-          <w:szCs w:val="28"/>
-        </w:rPr>
-        <w:t>上少年那種吸引女主角駐足欣賞的迷人風采與氣質。</w:t>
+        <w:t>非常稀少、簡單。指開頭只用了短短「春日遊，杏花吹滿頭」這幾字，就成功營造出畫面感極強的春景。</w:t>
       </w:r>
     </w:p>
     <w:p>
@@ -1842,7 +1279,7 @@
           <w:rFonts w:hint="eastAsia"/>
           <w:szCs w:val="28"/>
         </w:rPr>
-        <w:t>胸臆</w:t>
+        <w:t>風流倜儻</w:t>
       </w:r>
       <w:r>
         <w:rPr>
@@ -1851,7 +1288,6 @@
         </w:rPr>
         <w:t>(</w:t>
       </w:r>
-      <w:proofErr w:type="gramStart"/>
       <w:r>
         <w:rPr>
           <w:rFonts w:hint="eastAsia"/>
@@ -1859,18 +1295,8 @@
           <w:sz w:val="16"/>
           <w:szCs w:val="16"/>
         </w:rPr>
-        <w:t>ㄧ</w:t>
-      </w:r>
-      <w:r>
-        <w:rPr>
-          <w:rFonts w:hint="eastAsia"/>
-          <w:color w:val="FF0000"/>
-          <w:sz w:val="16"/>
-          <w:szCs w:val="16"/>
-        </w:rPr>
-        <w:t>ˋ</w:t>
-      </w:r>
-      <w:proofErr w:type="gramEnd"/>
+        <w:t>ㄊㄧˋ ㄊㄤˇ</w:t>
+      </w:r>
       <w:r>
         <w:rPr>
           <w:rFonts w:hint="eastAsia"/>
@@ -1890,23 +1316,7 @@
           <w:rFonts w:hint="eastAsia"/>
           <w:szCs w:val="28"/>
         </w:rPr>
-        <w:t>指內心深處的想法、感受或抱負。文中指女主角毫無保留地將自己心中最真實、最炙熱的愛意與渴望直接宣</w:t>
-      </w:r>
-      <w:proofErr w:type="gramStart"/>
-      <w:r>
-        <w:rPr>
-          <w:rFonts w:hint="eastAsia"/>
-          <w:szCs w:val="28"/>
-        </w:rPr>
-        <w:t>洩</w:t>
-      </w:r>
-      <w:proofErr w:type="gramEnd"/>
-      <w:r>
-        <w:rPr>
-          <w:rFonts w:hint="eastAsia"/>
-          <w:szCs w:val="28"/>
-        </w:rPr>
-        <w:t>出來。</w:t>
+        <w:t>形容英俊瀟灑、才華洋溢且不拘泥於世俗禮法的男子。在文中指的是陌上少年那種吸引女主角駐足欣賞的迷人風采與氣質。</w:t>
       </w:r>
     </w:p>
     <w:p>
@@ -1928,7 +1338,30 @@
           <w:rFonts w:hint="eastAsia"/>
           <w:szCs w:val="28"/>
         </w:rPr>
-        <w:t>決絕</w:t>
+        <w:t>胸臆</w:t>
+      </w:r>
+      <w:r>
+        <w:rPr>
+          <w:rFonts w:hint="eastAsia"/>
+          <w:szCs w:val="28"/>
+        </w:rPr>
+        <w:t>(</w:t>
+      </w:r>
+      <w:r>
+        <w:rPr>
+          <w:rFonts w:hint="eastAsia"/>
+          <w:color w:val="FF0000"/>
+          <w:sz w:val="16"/>
+          <w:szCs w:val="16"/>
+        </w:rPr>
+        <w:t>ㄧˋ</w:t>
+      </w:r>
+      <w:r>
+        <w:rPr>
+          <w:rFonts w:hint="eastAsia"/>
+          <w:szCs w:val="28"/>
+        </w:rPr>
+        <w:t>)</w:t>
       </w:r>
       <w:r>
         <w:rPr>
@@ -1942,23 +1375,7 @@
           <w:rFonts w:hint="eastAsia"/>
           <w:szCs w:val="28"/>
         </w:rPr>
-        <w:t>堅決而毫無保留、</w:t>
-      </w:r>
-      <w:proofErr w:type="gramStart"/>
-      <w:r>
-        <w:rPr>
-          <w:rFonts w:hint="eastAsia"/>
-          <w:szCs w:val="28"/>
-        </w:rPr>
-        <w:t>不</w:t>
-      </w:r>
-      <w:proofErr w:type="gramEnd"/>
-      <w:r>
-        <w:rPr>
-          <w:rFonts w:hint="eastAsia"/>
-          <w:szCs w:val="28"/>
-        </w:rPr>
-        <w:t>留退路的態度。形容女主角一旦認定了愛情，就決定託付終身，甚至做好了「縱被無情棄」的心理準備，表現出無比的果斷與勇氣。</w:t>
+        <w:t>指內心深處的想法、感受或抱負。文中指女主角毫無保留地將自己心中最真實、最炙熱的愛意與渴望直接宣洩出來。</w:t>
       </w:r>
     </w:p>
     <w:p>
@@ -1980,7 +1397,7 @@
           <w:rFonts w:hint="eastAsia"/>
           <w:szCs w:val="28"/>
         </w:rPr>
-        <w:t>白描</w:t>
+        <w:t>決絕</w:t>
       </w:r>
       <w:r>
         <w:rPr>
@@ -1994,7 +1411,7 @@
           <w:rFonts w:hint="eastAsia"/>
           <w:szCs w:val="28"/>
         </w:rPr>
-        <w:t>一種文學寫作手法，指不用華麗的形容詞去鋪張渲染，而是用樸素、簡練的文字直接描摹人事物。文中指詞人用最直接的對話和動態描寫，勾勒出女主角的形象。</w:t>
+        <w:t>堅決而毫無保留、不留退路的態度。形容女主角一旦認定了愛情，就決定託付終身，甚至做好了「縱被無情棄」的心理準備，表現出無比的果斷與勇氣。</w:t>
       </w:r>
     </w:p>
     <w:p>
@@ -2016,6 +1433,72 @@
           <w:rFonts w:hint="eastAsia"/>
           <w:szCs w:val="28"/>
         </w:rPr>
+        <w:t>白描</w:t>
+      </w:r>
+      <w:r>
+        <w:rPr>
+          <w:rFonts w:hint="eastAsia"/>
+          <w:szCs w:val="28"/>
+        </w:rPr>
+        <w:t>：</w:t>
+      </w:r>
+      <w:r>
+        <w:rPr>
+          <w:rFonts w:hint="eastAsia"/>
+          <w:szCs w:val="28"/>
+        </w:rPr>
+        <w:t>指不用華麗的形容詞去鋪張渲</w:t>
+      </w:r>
+      <w:r>
+        <w:rPr>
+          <w:rFonts w:hint="eastAsia"/>
+          <w:szCs w:val="28"/>
+        </w:rPr>
+        <w:t>(</w:t>
+      </w:r>
+      <w:r>
+        <w:rPr>
+          <w:rFonts w:hint="eastAsia"/>
+          <w:color w:val="EE0000"/>
+          <w:sz w:val="16"/>
+          <w:szCs w:val="16"/>
+        </w:rPr>
+        <w:t>ㄒㄩㄢˋ</w:t>
+      </w:r>
+      <w:r>
+        <w:rPr>
+          <w:rFonts w:hint="eastAsia"/>
+          <w:szCs w:val="28"/>
+        </w:rPr>
+        <w:t>)</w:t>
+      </w:r>
+      <w:r>
+        <w:rPr>
+          <w:rFonts w:hint="eastAsia"/>
+          <w:szCs w:val="28"/>
+        </w:rPr>
+        <w:t>染，而是用樸素、簡練的文字直接描摹人事物。文中指詞人用最直接的對話和動態描寫，勾勒出女主角的形象。</w:t>
+      </w:r>
+    </w:p>
+    <w:p>
+      <w:pPr>
+        <w:pStyle w:val="a9"/>
+        <w:numPr>
+          <w:ilvl w:val="0"/>
+          <w:numId w:val="8"/>
+        </w:numPr>
+        <w:spacing w:after="0" w:line="440" w:lineRule="exact"/>
+        <w:ind w:leftChars="0" w:left="284" w:right="0" w:hanging="284"/>
+        <w:jc w:val="both"/>
+        <w:rPr>
+          <w:szCs w:val="28"/>
+        </w:rPr>
+      </w:pPr>
+      <w:r>
+        <w:rPr>
+          <w:rFonts w:hint="eastAsia"/>
+          <w:szCs w:val="28"/>
+        </w:rPr>
         <w:t>抉擇</w:t>
       </w:r>
       <w:r>
@@ -2061,7 +1544,6 @@
         </w:rPr>
         <w:t>(</w:t>
       </w:r>
-      <w:proofErr w:type="gramStart"/>
       <w:r>
         <w:rPr>
           <w:rFonts w:hint="eastAsia"/>
@@ -2069,18 +1551,8 @@
           <w:sz w:val="16"/>
           <w:szCs w:val="16"/>
         </w:rPr>
-        <w:t>ㄔㄨㄟ</w:t>
-      </w:r>
-      <w:r>
-        <w:rPr>
-          <w:rFonts w:hint="eastAsia"/>
-          <w:color w:val="FF0000"/>
-          <w:sz w:val="16"/>
-          <w:szCs w:val="16"/>
-        </w:rPr>
-        <w:t>ˊ</w:t>
-      </w:r>
-      <w:proofErr w:type="gramEnd"/>
+        <w:t>ㄔㄨㄟˊ</w:t>
+      </w:r>
       <w:r>
         <w:rPr>
           <w:rFonts w:hint="eastAsia"/>
@@ -2121,7 +1593,6 @@
         <w:ind w:leftChars="0" w:left="284" w:right="0" w:hanging="426"/>
         <w:jc w:val="both"/>
         <w:rPr>
-          <w:rFonts w:hint="eastAsia"/>
           <w:szCs w:val="28"/>
         </w:rPr>
       </w:pPr>
@@ -2159,7 +1630,7 @@
 </file>
 
 <file path=word/endnotes.xml><?xml version="1.0" encoding="utf-8"?>
-<w:endnotes xmlns:wpc="http://schemas.microsoft.com/office/word/2010/wordprocessingCanvas" xmlns:cx="http://schemas.microsoft.com/office/drawing/2014/chartex" xmlns:cx1="http://schemas.microsoft.com/office/drawing/2015/9/8/chartex" xmlns:cx2="http://schemas.microsoft.com/office/drawing/2015/10/21/chartex" xmlns:cx3="http://schemas.microsoft.com/office/drawing/2016/5/9/chartex" xmlns:cx4="http://schemas.microsoft.com/office/drawing/2016/5/10/chartex" xmlns:cx5="http://schemas.microsoft.com/office/drawing/2016/5/11/chartex" xmlns:cx6="http://schemas.microsoft.com/office/drawing/2016/5/12/chartex" xmlns:cx7="http://schemas.microsoft.com/office/drawing/2016/5/13/chartex" xmlns:cx8="http://schemas.microsoft.com/office/drawing/2016/5/14/chartex" xmlns:mc="http://schemas.openxmlformats.org/markup-compatibility/2006" xmlns:aink="http://schemas.microsoft.com/office/drawing/2016/ink" xmlns:am3d="http://schemas.microsoft.com/office/drawing/2017/model3d" xmlns:o="urn:schemas-microsoft-com:office:office" xmlns:r="http://schemas.openxmlformats.org/officeDocument/2006/relationships" xmlns:m="http://schemas.openxmlformats.org/officeDocument/2006/math" xmlns:v="urn:schemas-microsoft-com:vml" xmlns:wp14="http://schemas.microsoft.com/office/word/2010/wordprocessingDrawing" xmlns:wp="http://schemas.openxmlformats.org/drawingml/2006/wordprocessingDrawing" xmlns:w10="urn:schemas-microsoft-com:office:word" xmlns:w="http://schemas.openxmlformats.org/wordprocessingml/2006/main" xmlns:w14="http://schemas.microsoft.com/office/word/2010/wordml" xmlns:w15="http://schemas.microsoft.com/office/word/2012/wordml" xmlns:w16cex="http://schemas.microsoft.com/office/word/2018/wordml/cex" xmlns:w16cid="http://schemas.microsoft.com/office/word/2016/wordml/cid" xmlns:w16="http://schemas.microsoft.com/office/word/2018/wordml" xmlns:w16sdtdh="http://schemas.microsoft.com/office/word/2020/wordml/sdtdatahash" xmlns:w16se="http://schemas.microsoft.com/office/word/2015/wordml/symex" xmlns:wpg="http://schemas.microsoft.com/office/word/2010/wordprocessingGroup" xmlns:wpi="http://schemas.microsoft.com/office/word/2010/wordprocessingInk" xmlns:wne="http://schemas.microsoft.com/office/word/2006/wordml" xmlns:wps="http://schemas.microsoft.com/office/word/2010/wordprocessingShape" mc:Ignorable="w14 w15 w16se w16cid w16 w16cex w16sdtdh wp14">
+<w:endnotes xmlns:wpc="http://schemas.microsoft.com/office/word/2010/wordprocessingCanvas" xmlns:cx="http://schemas.microsoft.com/office/drawing/2014/chartex" xmlns:cx1="http://schemas.microsoft.com/office/drawing/2015/9/8/chartex" xmlns:cx2="http://schemas.microsoft.com/office/drawing/2015/10/21/chartex" xmlns:cx3="http://schemas.microsoft.com/office/drawing/2016/5/9/chartex" xmlns:cx4="http://schemas.microsoft.com/office/drawing/2016/5/10/chartex" xmlns:cx5="http://schemas.microsoft.com/office/drawing/2016/5/11/chartex" xmlns:cx6="http://schemas.microsoft.com/office/drawing/2016/5/12/chartex" xmlns:cx7="http://schemas.microsoft.com/office/drawing/2016/5/13/chartex" xmlns:cx8="http://schemas.microsoft.com/office/drawing/2016/5/14/chartex" xmlns:mc="http://schemas.openxmlformats.org/markup-compatibility/2006" xmlns:aink="http://schemas.microsoft.com/office/drawing/2016/ink" xmlns:am3d="http://schemas.microsoft.com/office/drawing/2017/model3d" xmlns:o="urn:schemas-microsoft-com:office:office" xmlns:oel="http://schemas.microsoft.com/office/2019/extlst" xmlns:r="http://schemas.openxmlformats.org/officeDocument/2006/relationships" xmlns:m="http://schemas.openxmlformats.org/officeDocument/2006/math" xmlns:v="urn:schemas-microsoft-com:vml" xmlns:wp14="http://schemas.microsoft.com/office/word/2010/wordprocessingDrawing" xmlns:wp="http://schemas.openxmlformats.org/drawingml/2006/wordprocessingDrawing" xmlns:w10="urn:schemas-microsoft-com:office:word" xmlns:w="http://schemas.openxmlformats.org/wordprocessingml/2006/main" xmlns:w14="http://schemas.microsoft.com/office/word/2010/wordml" xmlns:w15="http://schemas.microsoft.com/office/word/2012/wordml" xmlns:w16cex="http://schemas.microsoft.com/office/word/2018/wordml/cex" xmlns:w16cid="http://schemas.microsoft.com/office/word/2016/wordml/cid" xmlns:w16="http://schemas.microsoft.com/office/word/2018/wordml" xmlns:w16du="http://schemas.microsoft.com/office/word/2023/wordml/word16du" xmlns:w16sdtdh="http://schemas.microsoft.com/office/word/2020/wordml/sdtdatahash" xmlns:w16sdtfl="http://schemas.microsoft.com/office/word/2024/wordml/sdtformatlock" xmlns:w16se="http://schemas.microsoft.com/office/word/2015/wordml/symex" xmlns:wpg="http://schemas.microsoft.com/office/word/2010/wordprocessingGroup" xmlns:wpi="http://schemas.microsoft.com/office/word/2010/wordprocessingInk" xmlns:wne="http://schemas.microsoft.com/office/word/2006/wordml" xmlns:wps="http://schemas.microsoft.com/office/word/2010/wordprocessingShape" mc:Ignorable="w14 w15 w16se w16cid w16 w16cex w16sdtdh w16sdtfl w16du wp14">
   <w:endnote w:type="separator" w:id="-1">
     <w:p>
       <w:pPr>
@@ -2184,7 +1655,7 @@
 </file>
 
 <file path=word/footer1.xml><?xml version="1.0" encoding="utf-8"?>
-<w:ftr xmlns:wpc="http://schemas.microsoft.com/office/word/2010/wordprocessingCanvas" xmlns:cx="http://schemas.microsoft.com/office/drawing/2014/chartex" xmlns:cx1="http://schemas.microsoft.com/office/drawing/2015/9/8/chartex" xmlns:cx2="http://schemas.microsoft.com/office/drawing/2015/10/21/chartex" xmlns:cx3="http://schemas.microsoft.com/office/drawing/2016/5/9/chartex" xmlns:cx4="http://schemas.microsoft.com/office/drawing/2016/5/10/chartex" xmlns:cx5="http://schemas.microsoft.com/office/drawing/2016/5/11/chartex" xmlns:cx6="http://schemas.microsoft.com/office/drawing/2016/5/12/chartex" xmlns:cx7="http://schemas.microsoft.com/office/drawing/2016/5/13/chartex" xmlns:cx8="http://schemas.microsoft.com/office/drawing/2016/5/14/chartex" xmlns:mc="http://schemas.openxmlformats.org/markup-compatibility/2006" xmlns:aink="http://schemas.microsoft.com/office/drawing/2016/ink" xmlns:am3d="http://schemas.microsoft.com/office/drawing/2017/model3d" xmlns:o="urn:schemas-microsoft-com:office:office" xmlns:r="http://schemas.openxmlformats.org/officeDocument/2006/relationships" xmlns:m="http://schemas.openxmlformats.org/officeDocument/2006/math" xmlns:v="urn:schemas-microsoft-com:vml" xmlns:wp14="http://schemas.microsoft.com/office/word/2010/wordprocessingDrawing" xmlns:wp="http://schemas.openxmlformats.org/drawingml/2006/wordprocessingDrawing" xmlns:w10="urn:schemas-microsoft-com:office:word" xmlns:w="http://schemas.openxmlformats.org/wordprocessingml/2006/main" xmlns:w14="http://schemas.microsoft.com/office/word/2010/wordml" xmlns:w15="http://schemas.microsoft.com/office/word/2012/wordml" xmlns:w16cex="http://schemas.microsoft.com/office/word/2018/wordml/cex" xmlns:w16cid="http://schemas.microsoft.com/office/word/2016/wordml/cid" xmlns:w16="http://schemas.microsoft.com/office/word/2018/wordml" xmlns:w16sdtdh="http://schemas.microsoft.com/office/word/2020/wordml/sdtdatahash" xmlns:w16se="http://schemas.microsoft.com/office/word/2015/wordml/symex" xmlns:wpg="http://schemas.microsoft.com/office/word/2010/wordprocessingGroup" xmlns:wpi="http://schemas.microsoft.com/office/word/2010/wordprocessingInk" xmlns:wne="http://schemas.microsoft.com/office/word/2006/wordml" xmlns:wps="http://schemas.microsoft.com/office/word/2010/wordprocessingShape" mc:Ignorable="w14 w15 w16se w16cid w16 w16cex w16sdtdh wp14">
+<w:ftr xmlns:wpc="http://schemas.microsoft.com/office/word/2010/wordprocessingCanvas" xmlns:cx="http://schemas.microsoft.com/office/drawing/2014/chartex" xmlns:cx1="http://schemas.microsoft.com/office/drawing/2015/9/8/chartex" xmlns:cx2="http://schemas.microsoft.com/office/drawing/2015/10/21/chartex" xmlns:cx3="http://schemas.microsoft.com/office/drawing/2016/5/9/chartex" xmlns:cx4="http://schemas.microsoft.com/office/drawing/2016/5/10/chartex" xmlns:cx5="http://schemas.microsoft.com/office/drawing/2016/5/11/chartex" xmlns:cx6="http://schemas.microsoft.com/office/drawing/2016/5/12/chartex" xmlns:cx7="http://schemas.microsoft.com/office/drawing/2016/5/13/chartex" xmlns:cx8="http://schemas.microsoft.com/office/drawing/2016/5/14/chartex" xmlns:mc="http://schemas.openxmlformats.org/markup-compatibility/2006" xmlns:aink="http://schemas.microsoft.com/office/drawing/2016/ink" xmlns:am3d="http://schemas.microsoft.com/office/drawing/2017/model3d" xmlns:o="urn:schemas-microsoft-com:office:office" xmlns:oel="http://schemas.microsoft.com/office/2019/extlst" xmlns:r="http://schemas.openxmlformats.org/officeDocument/2006/relationships" xmlns:m="http://schemas.openxmlformats.org/officeDocument/2006/math" xmlns:v="urn:schemas-microsoft-com:vml" xmlns:wp14="http://schemas.microsoft.com/office/word/2010/wordprocessingDrawing" xmlns:wp="http://schemas.openxmlformats.org/drawingml/2006/wordprocessingDrawing" xmlns:w10="urn:schemas-microsoft-com:office:word" xmlns:w="http://schemas.openxmlformats.org/wordprocessingml/2006/main" xmlns:w14="http://schemas.microsoft.com/office/word/2010/wordml" xmlns:w15="http://schemas.microsoft.com/office/word/2012/wordml" xmlns:w16cex="http://schemas.microsoft.com/office/word/2018/wordml/cex" xmlns:w16cid="http://schemas.microsoft.com/office/word/2016/wordml/cid" xmlns:w16="http://schemas.microsoft.com/office/word/2018/wordml" xmlns:w16du="http://schemas.microsoft.com/office/word/2023/wordml/word16du" xmlns:w16sdtdh="http://schemas.microsoft.com/office/word/2020/wordml/sdtdatahash" xmlns:w16sdtfl="http://schemas.microsoft.com/office/word/2024/wordml/sdtformatlock" xmlns:w16se="http://schemas.microsoft.com/office/word/2015/wordml/symex" xmlns:wpg="http://schemas.microsoft.com/office/word/2010/wordprocessingGroup" xmlns:wpi="http://schemas.microsoft.com/office/word/2010/wordprocessingInk" xmlns:wne="http://schemas.microsoft.com/office/word/2006/wordml" xmlns:wps="http://schemas.microsoft.com/office/word/2010/wordprocessingShape" mc:Ignorable="w14 w15 w16se w16cid w16 w16cex w16sdtdh w16sdtfl w16du wp14">
   <w:sdt>
     <w:sdtPr>
       <w:id w:val="-252429454"/>
@@ -2193,7 +1664,6 @@
         <w:docPartUnique/>
       </w:docPartObj>
     </w:sdtPr>
-    <w:sdtEndPr/>
     <w:sdtContent>
       <w:p>
         <w:pPr>
@@ -2237,7 +1707,7 @@
 </file>
 
 <file path=word/footnotes.xml><?xml version="1.0" encoding="utf-8"?>
-<w:footnotes xmlns:wpc="http://schemas.microsoft.com/office/word/2010/wordprocessingCanvas" xmlns:cx="http://schemas.microsoft.com/office/drawing/2014/chartex" xmlns:cx1="http://schemas.microsoft.com/office/drawing/2015/9/8/chartex" xmlns:cx2="http://schemas.microsoft.com/office/drawing/2015/10/21/chartex" xmlns:cx3="http://schemas.microsoft.com/office/drawing/2016/5/9/chartex" xmlns:cx4="http://schemas.microsoft.com/office/drawing/2016/5/10/chartex" xmlns:cx5="http://schemas.microsoft.com/office/drawing/2016/5/11/chartex" xmlns:cx6="http://schemas.microsoft.com/office/drawing/2016/5/12/chartex" xmlns:cx7="http://schemas.microsoft.com/office/drawing/2016/5/13/chartex" xmlns:cx8="http://schemas.microsoft.com/office/drawing/2016/5/14/chartex" xmlns:mc="http://schemas.openxmlformats.org/markup-compatibility/2006" xmlns:aink="http://schemas.microsoft.com/office/drawing/2016/ink" xmlns:am3d="http://schemas.microsoft.com/office/drawing/2017/model3d" xmlns:o="urn:schemas-microsoft-com:office:office" xmlns:r="http://schemas.openxmlformats.org/officeDocument/2006/relationships" xmlns:m="http://schemas.openxmlformats.org/officeDocument/2006/math" xmlns:v="urn:schemas-microsoft-com:vml" xmlns:wp14="http://schemas.microsoft.com/office/word/2010/wordprocessingDrawing" xmlns:wp="http://schemas.openxmlformats.org/drawingml/2006/wordprocessingDrawing" xmlns:w10="urn:schemas-microsoft-com:office:word" xmlns:w="http://schemas.openxmlformats.org/wordprocessingml/2006/main" xmlns:w14="http://schemas.microsoft.com/office/word/2010/wordml" xmlns:w15="http://schemas.microsoft.com/office/word/2012/wordml" xmlns:w16cex="http://schemas.microsoft.com/office/word/2018/wordml/cex" xmlns:w16cid="http://schemas.microsoft.com/office/word/2016/wordml/cid" xmlns:w16="http://schemas.microsoft.com/office/word/2018/wordml" xmlns:w16sdtdh="http://schemas.microsoft.com/office/word/2020/wordml/sdtdatahash" xmlns:w16se="http://schemas.microsoft.com/office/word/2015/wordml/symex" xmlns:wpg="http://schemas.microsoft.com/office/word/2010/wordprocessingGroup" xmlns:wpi="http://schemas.microsoft.com/office/word/2010/wordprocessingInk" xmlns:wne="http://schemas.microsoft.com/office/word/2006/wordml" xmlns:wps="http://schemas.microsoft.com/office/word/2010/wordprocessingShape" mc:Ignorable="w14 w15 w16se w16cid w16 w16cex w16sdtdh wp14">
+<w:footnotes xmlns:wpc="http://schemas.microsoft.com/office/word/2010/wordprocessingCanvas" xmlns:cx="http://schemas.microsoft.com/office/drawing/2014/chartex" xmlns:cx1="http://schemas.microsoft.com/office/drawing/2015/9/8/chartex" xmlns:cx2="http://schemas.microsoft.com/office/drawing/2015/10/21/chartex" xmlns:cx3="http://schemas.microsoft.com/office/drawing/2016/5/9/chartex" xmlns:cx4="http://schemas.microsoft.com/office/drawing/2016/5/10/chartex" xmlns:cx5="http://schemas.microsoft.com/office/drawing/2016/5/11/chartex" xmlns:cx6="http://schemas.microsoft.com/office/drawing/2016/5/12/chartex" xmlns:cx7="http://schemas.microsoft.com/office/drawing/2016/5/13/chartex" xmlns:cx8="http://schemas.microsoft.com/office/drawing/2016/5/14/chartex" xmlns:mc="http://schemas.openxmlformats.org/markup-compatibility/2006" xmlns:aink="http://schemas.microsoft.com/office/drawing/2016/ink" xmlns:am3d="http://schemas.microsoft.com/office/drawing/2017/model3d" xmlns:o="urn:schemas-microsoft-com:office:office" xmlns:oel="http://schemas.microsoft.com/office/2019/extlst" xmlns:r="http://schemas.openxmlformats.org/officeDocument/2006/relationships" xmlns:m="http://schemas.openxmlformats.org/officeDocument/2006/math" xmlns:v="urn:schemas-microsoft-com:vml" xmlns:wp14="http://schemas.microsoft.com/office/word/2010/wordprocessingDrawing" xmlns:wp="http://schemas.openxmlformats.org/drawingml/2006/wordprocessingDrawing" xmlns:w10="urn:schemas-microsoft-com:office:word" xmlns:w="http://schemas.openxmlformats.org/wordprocessingml/2006/main" xmlns:w14="http://schemas.microsoft.com/office/word/2010/wordml" xmlns:w15="http://schemas.microsoft.com/office/word/2012/wordml" xmlns:w16cex="http://schemas.microsoft.com/office/word/2018/wordml/cex" xmlns:w16cid="http://schemas.microsoft.com/office/word/2016/wordml/cid" xmlns:w16="http://schemas.microsoft.com/office/word/2018/wordml" xmlns:w16du="http://schemas.microsoft.com/office/word/2023/wordml/word16du" xmlns:w16sdtdh="http://schemas.microsoft.com/office/word/2020/wordml/sdtdatahash" xmlns:w16sdtfl="http://schemas.microsoft.com/office/word/2024/wordml/sdtformatlock" xmlns:w16se="http://schemas.microsoft.com/office/word/2015/wordml/symex" xmlns:wpg="http://schemas.microsoft.com/office/word/2010/wordprocessingGroup" xmlns:wpi="http://schemas.microsoft.com/office/word/2010/wordprocessingInk" xmlns:wne="http://schemas.microsoft.com/office/word/2006/wordml" xmlns:wps="http://schemas.microsoft.com/office/word/2010/wordprocessingShape" mc:Ignorable="w14 w15 w16se w16cid w16 w16cex w16sdtdh w16sdtfl w16du wp14">
   <w:footnote w:type="separator" w:id="-1">
     <w:p>
       <w:pPr>
@@ -2262,7 +1732,7 @@
 </file>
 
 <file path=word/numbering.xml><?xml version="1.0" encoding="utf-8"?>
-<w:numbering xmlns:wpc="http://schemas.microsoft.com/office/word/2010/wordprocessingCanvas" xmlns:cx="http://schemas.microsoft.com/office/drawing/2014/chartex" xmlns:cx1="http://schemas.microsoft.com/office/drawing/2015/9/8/chartex" xmlns:cx2="http://schemas.microsoft.com/office/drawing/2015/10/21/chartex" xmlns:cx3="http://schemas.microsoft.com/office/drawing/2016/5/9/chartex" xmlns:cx4="http://schemas.microsoft.com/office/drawing/2016/5/10/chartex" xmlns:cx5="http://schemas.microsoft.com/office/drawing/2016/5/11/chartex" xmlns:cx6="http://schemas.microsoft.com/office/drawing/2016/5/12/chartex" xmlns:cx7="http://schemas.microsoft.com/office/drawing/2016/5/13/chartex" xmlns:cx8="http://schemas.microsoft.com/office/drawing/2016/5/14/chartex" xmlns:mc="http://schemas.openxmlformats.org/markup-compatibility/2006" xmlns:aink="http://schemas.microsoft.com/office/drawing/2016/ink" xmlns:am3d="http://schemas.microsoft.com/office/drawing/2017/model3d" xmlns:o="urn:schemas-microsoft-com:office:office" xmlns:r="http://schemas.openxmlformats.org/officeDocument/2006/relationships" xmlns:m="http://schemas.openxmlformats.org/officeDocument/2006/math" xmlns:v="urn:schemas-microsoft-com:vml" xmlns:wp14="http://schemas.microsoft.com/office/word/2010/wordprocessingDrawing" xmlns:wp="http://schemas.openxmlformats.org/drawingml/2006/wordprocessingDrawing" xmlns:w10="urn:schemas-microsoft-com:office:word" xmlns:w="http://schemas.openxmlformats.org/wordprocessingml/2006/main" xmlns:w14="http://schemas.microsoft.com/office/word/2010/wordml" xmlns:w15="http://schemas.microsoft.com/office/word/2012/wordml" xmlns:w16cex="http://schemas.microsoft.com/office/word/2018/wordml/cex" xmlns:w16cid="http://schemas.microsoft.com/office/word/2016/wordml/cid" xmlns:w16="http://schemas.microsoft.com/office/word/2018/wordml" xmlns:w16sdtdh="http://schemas.microsoft.com/office/word/2020/wordml/sdtdatahash" xmlns:w16se="http://schemas.microsoft.com/office/word/2015/wordml/symex" xmlns:wpg="http://schemas.microsoft.com/office/word/2010/wordprocessingGroup" xmlns:wpi="http://schemas.microsoft.com/office/word/2010/wordprocessingInk" xmlns:wne="http://schemas.microsoft.com/office/word/2006/wordml" xmlns:wps="http://schemas.microsoft.com/office/word/2010/wordprocessingShape" mc:Ignorable="w14 w15 w16se w16cid w16 w16cex w16sdtdh wp14">
+<w:numbering xmlns:wpc="http://schemas.microsoft.com/office/word/2010/wordprocessingCanvas" xmlns:cx="http://schemas.microsoft.com/office/drawing/2014/chartex" xmlns:cx1="http://schemas.microsoft.com/office/drawing/2015/9/8/chartex" xmlns:cx2="http://schemas.microsoft.com/office/drawing/2015/10/21/chartex" xmlns:cx3="http://schemas.microsoft.com/office/drawing/2016/5/9/chartex" xmlns:cx4="http://schemas.microsoft.com/office/drawing/2016/5/10/chartex" xmlns:cx5="http://schemas.microsoft.com/office/drawing/2016/5/11/chartex" xmlns:cx6="http://schemas.microsoft.com/office/drawing/2016/5/12/chartex" xmlns:cx7="http://schemas.microsoft.com/office/drawing/2016/5/13/chartex" xmlns:cx8="http://schemas.microsoft.com/office/drawing/2016/5/14/chartex" xmlns:mc="http://schemas.openxmlformats.org/markup-compatibility/2006" xmlns:aink="http://schemas.microsoft.com/office/drawing/2016/ink" xmlns:am3d="http://schemas.microsoft.com/office/drawing/2017/model3d" xmlns:o="urn:schemas-microsoft-com:office:office" xmlns:oel="http://schemas.microsoft.com/office/2019/extlst" xmlns:r="http://schemas.openxmlformats.org/officeDocument/2006/relationships" xmlns:m="http://schemas.openxmlformats.org/officeDocument/2006/math" xmlns:v="urn:schemas-microsoft-com:vml" xmlns:wp14="http://schemas.microsoft.com/office/word/2010/wordprocessingDrawing" xmlns:wp="http://schemas.openxmlformats.org/drawingml/2006/wordprocessingDrawing" xmlns:w10="urn:schemas-microsoft-com:office:word" xmlns:w="http://schemas.openxmlformats.org/wordprocessingml/2006/main" xmlns:w14="http://schemas.microsoft.com/office/word/2010/wordml" xmlns:w15="http://schemas.microsoft.com/office/word/2012/wordml" xmlns:w16cex="http://schemas.microsoft.com/office/word/2018/wordml/cex" xmlns:w16cid="http://schemas.microsoft.com/office/word/2016/wordml/cid" xmlns:w16="http://schemas.microsoft.com/office/word/2018/wordml" xmlns:w16du="http://schemas.microsoft.com/office/word/2023/wordml/word16du" xmlns:w16sdtdh="http://schemas.microsoft.com/office/word/2020/wordml/sdtdatahash" xmlns:w16sdtfl="http://schemas.microsoft.com/office/word/2024/wordml/sdtformatlock" xmlns:w16se="http://schemas.microsoft.com/office/word/2015/wordml/symex" xmlns:wpg="http://schemas.microsoft.com/office/word/2010/wordprocessingGroup" xmlns:wpi="http://schemas.microsoft.com/office/word/2010/wordprocessingInk" xmlns:wne="http://schemas.microsoft.com/office/word/2006/wordml" xmlns:wps="http://schemas.microsoft.com/office/word/2010/wordprocessingShape" mc:Ignorable="w14 w15 w16se w16cid w16 w16cex w16sdtdh w16sdtfl w16du wp14">
   <w:abstractNum w:abstractNumId="0" w15:restartNumberingAfterBreak="0">
     <w:nsid w:val="02A11C50"/>
     <w:multiLevelType w:val="hybridMultilevel"/>
@@ -5672,107 +5142,107 @@
       </w:rPr>
     </w:lvl>
   </w:abstractNum>
-  <w:num w:numId="1">
+  <w:num w:numId="1" w16cid:durableId="1406684640">
     <w:abstractNumId w:val="22"/>
   </w:num>
-  <w:num w:numId="2">
+  <w:num w:numId="2" w16cid:durableId="1020199087">
     <w:abstractNumId w:val="8"/>
   </w:num>
-  <w:num w:numId="3">
+  <w:num w:numId="3" w16cid:durableId="1825462243">
     <w:abstractNumId w:val="0"/>
   </w:num>
-  <w:num w:numId="4">
+  <w:num w:numId="4" w16cid:durableId="700474273">
     <w:abstractNumId w:val="10"/>
   </w:num>
-  <w:num w:numId="5">
+  <w:num w:numId="5" w16cid:durableId="430974929">
     <w:abstractNumId w:val="18"/>
   </w:num>
-  <w:num w:numId="6">
+  <w:num w:numId="6" w16cid:durableId="1763381038">
     <w:abstractNumId w:val="30"/>
   </w:num>
-  <w:num w:numId="7">
+  <w:num w:numId="7" w16cid:durableId="1573468129">
     <w:abstractNumId w:val="2"/>
   </w:num>
-  <w:num w:numId="8">
+  <w:num w:numId="8" w16cid:durableId="552543242">
     <w:abstractNumId w:val="20"/>
   </w:num>
-  <w:num w:numId="9">
+  <w:num w:numId="9" w16cid:durableId="932250826">
     <w:abstractNumId w:val="21"/>
   </w:num>
-  <w:num w:numId="10">
+  <w:num w:numId="10" w16cid:durableId="1458403926">
     <w:abstractNumId w:val="9"/>
   </w:num>
-  <w:num w:numId="11">
+  <w:num w:numId="11" w16cid:durableId="1829206544">
     <w:abstractNumId w:val="6"/>
   </w:num>
-  <w:num w:numId="12">
+  <w:num w:numId="12" w16cid:durableId="2091416545">
     <w:abstractNumId w:val="12"/>
   </w:num>
-  <w:num w:numId="13">
+  <w:num w:numId="13" w16cid:durableId="2064056354">
     <w:abstractNumId w:val="7"/>
   </w:num>
-  <w:num w:numId="14">
+  <w:num w:numId="14" w16cid:durableId="1304116407">
     <w:abstractNumId w:val="28"/>
   </w:num>
-  <w:num w:numId="15">
+  <w:num w:numId="15" w16cid:durableId="798300779">
     <w:abstractNumId w:val="27"/>
   </w:num>
-  <w:num w:numId="16">
+  <w:num w:numId="16" w16cid:durableId="1047531418">
     <w:abstractNumId w:val="19"/>
   </w:num>
-  <w:num w:numId="17">
+  <w:num w:numId="17" w16cid:durableId="603734816">
     <w:abstractNumId w:val="3"/>
   </w:num>
-  <w:num w:numId="18">
+  <w:num w:numId="18" w16cid:durableId="1898398471">
     <w:abstractNumId w:val="24"/>
   </w:num>
-  <w:num w:numId="19">
+  <w:num w:numId="19" w16cid:durableId="1971012311">
     <w:abstractNumId w:val="13"/>
   </w:num>
-  <w:num w:numId="20">
+  <w:num w:numId="20" w16cid:durableId="902719550">
     <w:abstractNumId w:val="16"/>
   </w:num>
-  <w:num w:numId="21">
+  <w:num w:numId="21" w16cid:durableId="408120906">
     <w:abstractNumId w:val="14"/>
   </w:num>
-  <w:num w:numId="22">
+  <w:num w:numId="22" w16cid:durableId="735855855">
     <w:abstractNumId w:val="5"/>
   </w:num>
-  <w:num w:numId="23">
+  <w:num w:numId="23" w16cid:durableId="2024431670">
     <w:abstractNumId w:val="26"/>
   </w:num>
-  <w:num w:numId="24">
+  <w:num w:numId="24" w16cid:durableId="622732488">
     <w:abstractNumId w:val="23"/>
   </w:num>
-  <w:num w:numId="25">
+  <w:num w:numId="25" w16cid:durableId="1927033658">
     <w:abstractNumId w:val="11"/>
   </w:num>
-  <w:num w:numId="26">
+  <w:num w:numId="26" w16cid:durableId="1288507200">
     <w:abstractNumId w:val="29"/>
   </w:num>
-  <w:num w:numId="27">
+  <w:num w:numId="27" w16cid:durableId="1352730758">
     <w:abstractNumId w:val="15"/>
   </w:num>
-  <w:num w:numId="28">
+  <w:num w:numId="28" w16cid:durableId="968172948">
     <w:abstractNumId w:val="31"/>
   </w:num>
-  <w:num w:numId="29">
+  <w:num w:numId="29" w16cid:durableId="337315685">
     <w:abstractNumId w:val="25"/>
   </w:num>
-  <w:num w:numId="30">
+  <w:num w:numId="30" w16cid:durableId="1168909745">
     <w:abstractNumId w:val="4"/>
   </w:num>
-  <w:num w:numId="31">
+  <w:num w:numId="31" w16cid:durableId="1965193175">
     <w:abstractNumId w:val="17"/>
   </w:num>
-  <w:num w:numId="32">
+  <w:num w:numId="32" w16cid:durableId="355816559">
     <w:abstractNumId w:val="1"/>
   </w:num>
 </w:numbering>
 </file>
 
 <file path=word/styles.xml><?xml version="1.0" encoding="utf-8"?>
-<w:styles xmlns:mc="http://schemas.openxmlformats.org/markup-compatibility/2006" xmlns:r="http://schemas.openxmlformats.org/officeDocument/2006/relationships" xmlns:w="http://schemas.openxmlformats.org/wordprocessingml/2006/main" xmlns:w14="http://schemas.microsoft.com/office/word/2010/wordml" xmlns:w15="http://schemas.microsoft.com/office/word/2012/wordml" xmlns:w16cex="http://schemas.microsoft.com/office/word/2018/wordml/cex" xmlns:w16cid="http://schemas.microsoft.com/office/word/2016/wordml/cid" xmlns:w16="http://schemas.microsoft.com/office/word/2018/wordml" xmlns:w16sdtdh="http://schemas.microsoft.com/office/word/2020/wordml/sdtdatahash" xmlns:w16se="http://schemas.microsoft.com/office/word/2015/wordml/symex" mc:Ignorable="w14 w15 w16se w16cid w16 w16cex w16sdtdh">
+<w:styles xmlns:mc="http://schemas.openxmlformats.org/markup-compatibility/2006" xmlns:r="http://schemas.openxmlformats.org/officeDocument/2006/relationships" xmlns:w="http://schemas.openxmlformats.org/wordprocessingml/2006/main" xmlns:w14="http://schemas.microsoft.com/office/word/2010/wordml" xmlns:w15="http://schemas.microsoft.com/office/word/2012/wordml" xmlns:w16cex="http://schemas.microsoft.com/office/word/2018/wordml/cex" xmlns:w16cid="http://schemas.microsoft.com/office/word/2016/wordml/cid" xmlns:w16="http://schemas.microsoft.com/office/word/2018/wordml" xmlns:w16du="http://schemas.microsoft.com/office/word/2023/wordml/word16du" xmlns:w16sdtdh="http://schemas.microsoft.com/office/word/2020/wordml/sdtdatahash" xmlns:w16sdtfl="http://schemas.microsoft.com/office/word/2024/wordml/sdtformatlock" xmlns:w16se="http://schemas.microsoft.com/office/word/2015/wordml/symex" mc:Ignorable="w14 w15 w16se w16cid w16 w16cex w16sdtdh w16sdtfl w16du">
   <w:docDefaults>
     <w:rPrDefault>
       <w:rPr>
